--- a/CalendarioAgo25/Laboratorios/Laboratorio4/4_ConfigurePAT.docx
+++ b/CalendarioAgo25/Laboratorios/Laboratorio4/4_ConfigurePAT.docx
@@ -1257,13 +1257,13 @@
         <w:rPr>
           <w:rFonts w:ascii="Arial" w:hAnsi="Arial"/>
         </w:rPr>
-        <w:t xml:space="preserve">, con el fin de permitir que todas </w:t>
+        <w:t xml:space="preserve">, con el fin de permitir que </w:t>
       </w:r>
       <w:r>
         <w:rPr>
           <w:rFonts w:ascii="Arial" w:hAnsi="Arial"/>
         </w:rPr>
-        <w:t>los equipos locales</w:t>
+        <w:t>todos los equipos locales</w:t>
       </w:r>
       <w:r>
         <w:rPr>
@@ -2163,10 +2163,7 @@
         <w:t xml:space="preserve"> </w:t>
       </w:r>
       <w:r>
-        <w:t xml:space="preserve">las estadísticas de NAT </w:t>
-      </w:r>
-      <w:r>
-        <w:t>puedes usar el siguiente comando.</w:t>
+        <w:t>las estadísticas de NAT puedes usar el siguiente comando.</w:t>
       </w:r>
     </w:p>
     <w:p>
@@ -2288,7 +2285,7 @@
 <w:ftr xmlns:wpc="http://schemas.microsoft.com/office/word/2010/wordprocessingCanvas" xmlns:cx="http://schemas.microsoft.com/office/drawing/2014/chartex" xmlns:cx1="http://schemas.microsoft.com/office/drawing/2015/9/8/chartex" xmlns:cx2="http://schemas.microsoft.com/office/drawing/2015/10/21/chartex" xmlns:cx3="http://schemas.microsoft.com/office/drawing/2016/5/9/chartex" xmlns:cx4="http://schemas.microsoft.com/office/drawing/2016/5/10/chartex" xmlns:cx5="http://schemas.microsoft.com/office/drawing/2016/5/11/chartex" xmlns:cx6="http://schemas.microsoft.com/office/drawing/2016/5/12/chartex" xmlns:cx7="http://schemas.microsoft.com/office/drawing/2016/5/13/chartex" xmlns:cx8="http://schemas.microsoft.com/office/drawing/2016/5/14/chartex" xmlns:mc="http://schemas.openxmlformats.org/markup-compatibility/2006" xmlns:aink="http://schemas.microsoft.com/office/drawing/2016/ink" xmlns:am3d="http://schemas.microsoft.com/office/drawing/2017/model3d" xmlns:o="urn:schemas-microsoft-com:office:office" xmlns:oel="http://schemas.microsoft.com/office/2019/extlst" xmlns:r="http://schemas.openxmlformats.org/officeDocument/2006/relationships" xmlns:m="http://schemas.openxmlformats.org/officeDocument/2006/math" xmlns:v="urn:schemas-microsoft-com:vml" xmlns:wp14="http://schemas.microsoft.com/office/word/2010/wordprocessingDrawing" xmlns:wp="http://schemas.openxmlformats.org/drawingml/2006/wordprocessingDrawing" xmlns:w10="urn:schemas-microsoft-com:office:word" xmlns:w="http://schemas.openxmlformats.org/wordprocessingml/2006/main" xmlns:w14="http://schemas.microsoft.com/office/word/2010/wordml" xmlns:w15="http://schemas.microsoft.com/office/word/2012/wordml" xmlns:w16cex="http://schemas.microsoft.com/office/word/2018/wordml/cex" xmlns:w16cid="http://schemas.microsoft.com/office/word/2016/wordml/cid" xmlns:w16="http://schemas.microsoft.com/office/word/2018/wordml" xmlns:w16du="http://schemas.microsoft.com/office/word/2023/wordml/word16du" xmlns:w16sdtdh="http://schemas.microsoft.com/office/word/2020/wordml/sdtdatahash" xmlns:w16sdtfl="http://schemas.microsoft.com/office/word/2024/wordml/sdtformatlock" xmlns:w16se="http://schemas.microsoft.com/office/word/2015/wordml/symex" xmlns:wpg="http://schemas.microsoft.com/office/word/2010/wordprocessingGroup" xmlns:wpi="http://schemas.microsoft.com/office/word/2010/wordprocessingInk" xmlns:wne="http://schemas.microsoft.com/office/word/2006/wordml" xmlns:wps="http://schemas.microsoft.com/office/word/2010/wordprocessingShape" mc:Ignorable="w14 w15 w16se w16cid w16 w16cex w16sdtdh w16sdtfl w16du wp14">
   <w:p>
     <w:pPr>
-      <w:pStyle w:val="Footer"/>
+      <w:pStyle w:val="Piedepgina"/>
       <w:rPr>
         <w:szCs w:val="16"/>
       </w:rPr>
@@ -2414,7 +2411,7 @@
 <w:ftr xmlns:wpc="http://schemas.microsoft.com/office/word/2010/wordprocessingCanvas" xmlns:cx="http://schemas.microsoft.com/office/drawing/2014/chartex" xmlns:cx1="http://schemas.microsoft.com/office/drawing/2015/9/8/chartex" xmlns:cx2="http://schemas.microsoft.com/office/drawing/2015/10/21/chartex" xmlns:cx3="http://schemas.microsoft.com/office/drawing/2016/5/9/chartex" xmlns:cx4="http://schemas.microsoft.com/office/drawing/2016/5/10/chartex" xmlns:cx5="http://schemas.microsoft.com/office/drawing/2016/5/11/chartex" xmlns:cx6="http://schemas.microsoft.com/office/drawing/2016/5/12/chartex" xmlns:cx7="http://schemas.microsoft.com/office/drawing/2016/5/13/chartex" xmlns:cx8="http://schemas.microsoft.com/office/drawing/2016/5/14/chartex" xmlns:mc="http://schemas.openxmlformats.org/markup-compatibility/2006" xmlns:aink="http://schemas.microsoft.com/office/drawing/2016/ink" xmlns:am3d="http://schemas.microsoft.com/office/drawing/2017/model3d" xmlns:o="urn:schemas-microsoft-com:office:office" xmlns:oel="http://schemas.microsoft.com/office/2019/extlst" xmlns:r="http://schemas.openxmlformats.org/officeDocument/2006/relationships" xmlns:m="http://schemas.openxmlformats.org/officeDocument/2006/math" xmlns:v="urn:schemas-microsoft-com:vml" xmlns:wp14="http://schemas.microsoft.com/office/word/2010/wordprocessingDrawing" xmlns:wp="http://schemas.openxmlformats.org/drawingml/2006/wordprocessingDrawing" xmlns:w10="urn:schemas-microsoft-com:office:word" xmlns:w="http://schemas.openxmlformats.org/wordprocessingml/2006/main" xmlns:w14="http://schemas.microsoft.com/office/word/2010/wordml" xmlns:w15="http://schemas.microsoft.com/office/word/2012/wordml" xmlns:w16cex="http://schemas.microsoft.com/office/word/2018/wordml/cex" xmlns:w16cid="http://schemas.microsoft.com/office/word/2016/wordml/cid" xmlns:w16="http://schemas.microsoft.com/office/word/2018/wordml" xmlns:w16du="http://schemas.microsoft.com/office/word/2023/wordml/word16du" xmlns:w16sdtdh="http://schemas.microsoft.com/office/word/2020/wordml/sdtdatahash" xmlns:w16sdtfl="http://schemas.microsoft.com/office/word/2024/wordml/sdtformatlock" xmlns:w16se="http://schemas.microsoft.com/office/word/2015/wordml/symex" xmlns:wpg="http://schemas.microsoft.com/office/word/2010/wordprocessingGroup" xmlns:wpi="http://schemas.microsoft.com/office/word/2010/wordprocessingInk" xmlns:wne="http://schemas.microsoft.com/office/word/2006/wordml" xmlns:wps="http://schemas.microsoft.com/office/word/2010/wordprocessingShape" mc:Ignorable="w14 w15 w16se w16cid w16 w16cex w16sdtdh w16sdtfl w16du wp14">
   <w:p>
     <w:pPr>
-      <w:pStyle w:val="Footer"/>
+      <w:pStyle w:val="Piedepgina"/>
       <w:rPr>
         <w:szCs w:val="16"/>
       </w:rPr>
@@ -2589,7 +2586,7 @@
 <w:hdr xmlns:wpc="http://schemas.microsoft.com/office/word/2010/wordprocessingCanvas" xmlns:cx="http://schemas.microsoft.com/office/drawing/2014/chartex" xmlns:cx1="http://schemas.microsoft.com/office/drawing/2015/9/8/chartex" xmlns:cx2="http://schemas.microsoft.com/office/drawing/2015/10/21/chartex" xmlns:cx3="http://schemas.microsoft.com/office/drawing/2016/5/9/chartex" xmlns:cx4="http://schemas.microsoft.com/office/drawing/2016/5/10/chartex" xmlns:cx5="http://schemas.microsoft.com/office/drawing/2016/5/11/chartex" xmlns:cx6="http://schemas.microsoft.com/office/drawing/2016/5/12/chartex" xmlns:cx7="http://schemas.microsoft.com/office/drawing/2016/5/13/chartex" xmlns:cx8="http://schemas.microsoft.com/office/drawing/2016/5/14/chartex" xmlns:mc="http://schemas.openxmlformats.org/markup-compatibility/2006" xmlns:aink="http://schemas.microsoft.com/office/drawing/2016/ink" xmlns:am3d="http://schemas.microsoft.com/office/drawing/2017/model3d" xmlns:o="urn:schemas-microsoft-com:office:office" xmlns:oel="http://schemas.microsoft.com/office/2019/extlst" xmlns:r="http://schemas.openxmlformats.org/officeDocument/2006/relationships" xmlns:m="http://schemas.openxmlformats.org/officeDocument/2006/math" xmlns:v="urn:schemas-microsoft-com:vml" xmlns:wp14="http://schemas.microsoft.com/office/word/2010/wordprocessingDrawing" xmlns:wp="http://schemas.openxmlformats.org/drawingml/2006/wordprocessingDrawing" xmlns:w10="urn:schemas-microsoft-com:office:word" xmlns:w="http://schemas.openxmlformats.org/wordprocessingml/2006/main" xmlns:w14="http://schemas.microsoft.com/office/word/2010/wordml" xmlns:w15="http://schemas.microsoft.com/office/word/2012/wordml" xmlns:w16cex="http://schemas.microsoft.com/office/word/2018/wordml/cex" xmlns:w16cid="http://schemas.microsoft.com/office/word/2016/wordml/cid" xmlns:w16="http://schemas.microsoft.com/office/word/2018/wordml" xmlns:w16du="http://schemas.microsoft.com/office/word/2023/wordml/word16du" xmlns:w16sdtdh="http://schemas.microsoft.com/office/word/2020/wordml/sdtdatahash" xmlns:w16sdtfl="http://schemas.microsoft.com/office/word/2024/wordml/sdtformatlock" xmlns:w16se="http://schemas.microsoft.com/office/word/2015/wordml/symex" xmlns:wpg="http://schemas.microsoft.com/office/word/2010/wordprocessingGroup" xmlns:wpi="http://schemas.microsoft.com/office/word/2010/wordprocessingInk" xmlns:wne="http://schemas.microsoft.com/office/word/2006/wordml" xmlns:wps="http://schemas.microsoft.com/office/word/2010/wordprocessingShape" mc:Ignorable="w14 w15 w16se w16cid w16 w16cex w16sdtdh w16sdtfl w16du wp14">
   <w:p>
     <w:pPr>
-      <w:pStyle w:val="Header"/>
+      <w:pStyle w:val="Encabezado"/>
     </w:pPr>
     <w:r>
       <w:rPr>
@@ -4355,11 +4352,11 @@
       <w:szCs w:val="22"/>
     </w:rPr>
   </w:style>
-  <w:style w:type="paragraph" w:styleId="Heading1">
+  <w:style w:type="paragraph" w:styleId="Ttulo1">
     <w:name w:val="heading 1"/>
     <w:basedOn w:val="Normal"/>
     <w:next w:val="Normal"/>
-    <w:link w:val="Heading1Char"/>
+    <w:link w:val="Ttulo1Car"/>
     <w:autoRedefine/>
     <w:uiPriority w:val="9"/>
     <w:unhideWhenUsed/>
@@ -4379,11 +4376,11 @@
       <w:szCs w:val="28"/>
     </w:rPr>
   </w:style>
-  <w:style w:type="paragraph" w:styleId="Heading2">
+  <w:style w:type="paragraph" w:styleId="Ttulo2">
     <w:name w:val="heading 2"/>
     <w:basedOn w:val="Normal"/>
     <w:next w:val="Normal"/>
-    <w:link w:val="Heading2Char"/>
+    <w:link w:val="Ttulo2Car"/>
     <w:autoRedefine/>
     <w:uiPriority w:val="9"/>
     <w:unhideWhenUsed/>
@@ -4403,13 +4400,13 @@
       <w:szCs w:val="26"/>
     </w:rPr>
   </w:style>
-  <w:style w:type="character" w:default="1" w:styleId="DefaultParagraphFont">
+  <w:style w:type="character" w:default="1" w:styleId="Fuentedeprrafopredeter">
     <w:name w:val="Default Paragraph Font"/>
     <w:uiPriority w:val="1"/>
     <w:semiHidden/>
     <w:unhideWhenUsed/>
   </w:style>
-  <w:style w:type="table" w:default="1" w:styleId="TableNormal">
+  <w:style w:type="table" w:default="1" w:styleId="Tablanormal">
     <w:name w:val="Normal Table"/>
     <w:uiPriority w:val="99"/>
     <w:semiHidden/>
@@ -4424,15 +4421,15 @@
       </w:tblCellMar>
     </w:tblPr>
   </w:style>
-  <w:style w:type="numbering" w:default="1" w:styleId="NoList">
+  <w:style w:type="numbering" w:default="1" w:styleId="Sinlista">
     <w:name w:val="No List"/>
     <w:uiPriority w:val="99"/>
     <w:semiHidden/>
     <w:unhideWhenUsed/>
   </w:style>
-  <w:style w:type="character" w:customStyle="1" w:styleId="Heading1Char">
-    <w:name w:val="Heading 1 Char"/>
-    <w:link w:val="Heading1"/>
+  <w:style w:type="character" w:customStyle="1" w:styleId="Ttulo1Car">
+    <w:name w:val="Título 1 Car"/>
+    <w:link w:val="Ttulo1"/>
     <w:uiPriority w:val="9"/>
     <w:rsid w:val="006007BB"/>
     <w:rPr>
@@ -4444,9 +4441,9 @@
       <w:szCs w:val="28"/>
     </w:rPr>
   </w:style>
-  <w:style w:type="character" w:customStyle="1" w:styleId="Heading2Char">
-    <w:name w:val="Heading 2 Char"/>
-    <w:link w:val="Heading2"/>
+  <w:style w:type="character" w:customStyle="1" w:styleId="Ttulo2Car">
+    <w:name w:val="Título 2 Car"/>
+    <w:link w:val="Ttulo2"/>
     <w:uiPriority w:val="9"/>
     <w:rsid w:val="006007BB"/>
     <w:rPr>
@@ -4542,10 +4539,10 @@
       <w:b/>
     </w:rPr>
   </w:style>
-  <w:style w:type="paragraph" w:styleId="Header">
+  <w:style w:type="paragraph" w:styleId="Encabezado">
     <w:name w:val="header"/>
     <w:basedOn w:val="Normal"/>
-    <w:link w:val="HeaderChar"/>
+    <w:link w:val="EncabezadoCar"/>
     <w:uiPriority w:val="99"/>
     <w:unhideWhenUsed/>
     <w:rsid w:val="0090659A"/>
@@ -4557,17 +4554,17 @@
       <w:spacing w:after="0" w:line="240" w:lineRule="auto"/>
     </w:pPr>
   </w:style>
-  <w:style w:type="character" w:customStyle="1" w:styleId="HeaderChar">
-    <w:name w:val="Header Char"/>
-    <w:basedOn w:val="DefaultParagraphFont"/>
-    <w:link w:val="Header"/>
+  <w:style w:type="character" w:customStyle="1" w:styleId="EncabezadoCar">
+    <w:name w:val="Encabezado Car"/>
+    <w:basedOn w:val="Fuentedeprrafopredeter"/>
+    <w:link w:val="Encabezado"/>
     <w:uiPriority w:val="99"/>
     <w:rsid w:val="0090659A"/>
   </w:style>
-  <w:style w:type="paragraph" w:styleId="Footer">
+  <w:style w:type="paragraph" w:styleId="Piedepgina">
     <w:name w:val="footer"/>
     <w:basedOn w:val="Normal"/>
-    <w:link w:val="FooterChar"/>
+    <w:link w:val="PiedepginaCar"/>
     <w:autoRedefine/>
     <w:uiPriority w:val="99"/>
     <w:unhideWhenUsed/>
@@ -4582,9 +4579,9 @@
       <w:sz w:val="16"/>
     </w:rPr>
   </w:style>
-  <w:style w:type="character" w:customStyle="1" w:styleId="FooterChar">
-    <w:name w:val="Footer Char"/>
-    <w:link w:val="Footer"/>
+  <w:style w:type="character" w:customStyle="1" w:styleId="PiedepginaCar">
+    <w:name w:val="Pie de página Car"/>
+    <w:link w:val="Piedepgina"/>
     <w:uiPriority w:val="99"/>
     <w:rsid w:val="00163164"/>
     <w:rPr>
@@ -4592,10 +4589,10 @@
       <w:szCs w:val="22"/>
     </w:rPr>
   </w:style>
-  <w:style w:type="paragraph" w:styleId="BalloonText">
+  <w:style w:type="paragraph" w:styleId="Textodeglobo">
     <w:name w:val="Balloon Text"/>
     <w:basedOn w:val="Normal"/>
-    <w:link w:val="BalloonTextChar"/>
+    <w:link w:val="TextodegloboCar"/>
     <w:uiPriority w:val="99"/>
     <w:semiHidden/>
     <w:unhideWhenUsed/>
@@ -4609,9 +4606,9 @@
       <w:szCs w:val="16"/>
     </w:rPr>
   </w:style>
-  <w:style w:type="character" w:customStyle="1" w:styleId="BalloonTextChar">
-    <w:name w:val="Balloon Text Char"/>
-    <w:link w:val="BalloonText"/>
+  <w:style w:type="character" w:customStyle="1" w:styleId="TextodegloboCar">
+    <w:name w:val="Texto de globo Car"/>
+    <w:link w:val="Textodeglobo"/>
     <w:uiPriority w:val="99"/>
     <w:semiHidden/>
     <w:rsid w:val="0090659A"/>
@@ -4653,9 +4650,9 @@
     <w:link w:val="TableText"/>
     <w:rsid w:val="00097163"/>
   </w:style>
-  <w:style w:type="table" w:styleId="TableGrid">
+  <w:style w:type="table" w:styleId="Tablaconcuadrcula">
     <w:name w:val="Table Grid"/>
-    <w:basedOn w:val="TableNormal"/>
+    <w:basedOn w:val="Tablanormal"/>
     <w:uiPriority w:val="59"/>
     <w:rsid w:val="005D354A"/>
     <w:tblPr>
@@ -4725,7 +4722,7 @@
   </w:style>
   <w:style w:type="paragraph" w:customStyle="1" w:styleId="PartHead">
     <w:name w:val="Part Head"/>
-    <w:basedOn w:val="ListParagraph"/>
+    <w:basedOn w:val="Prrafodelista"/>
     <w:next w:val="BodyTextL25"/>
     <w:qFormat/>
     <w:rsid w:val="002C475E"/>
@@ -4829,10 +4826,10 @@
       <w:jc w:val="center"/>
     </w:pPr>
   </w:style>
-  <w:style w:type="paragraph" w:styleId="DocumentMap">
+  <w:style w:type="paragraph" w:styleId="Mapadeldocumento">
     <w:name w:val="Document Map"/>
     <w:basedOn w:val="Normal"/>
-    <w:link w:val="DocumentMapChar"/>
+    <w:link w:val="MapadeldocumentoCar"/>
     <w:uiPriority w:val="99"/>
     <w:semiHidden/>
     <w:unhideWhenUsed/>
@@ -4846,9 +4843,9 @@
       <w:szCs w:val="16"/>
     </w:rPr>
   </w:style>
-  <w:style w:type="character" w:customStyle="1" w:styleId="DocumentMapChar">
-    <w:name w:val="Document Map Char"/>
-    <w:link w:val="DocumentMap"/>
+  <w:style w:type="character" w:customStyle="1" w:styleId="MapadeldocumentoCar">
+    <w:name w:val="Mapa del documento Car"/>
+    <w:link w:val="Mapadeldocumento"/>
     <w:uiPriority w:val="99"/>
     <w:semiHidden/>
     <w:rsid w:val="00AB758A"/>
@@ -4907,7 +4904,7 @@
   </w:style>
   <w:style w:type="table" w:customStyle="1" w:styleId="LightList-Accent11">
     <w:name w:val="Light List - Accent 11"/>
-    <w:basedOn w:val="TableNormal"/>
+    <w:basedOn w:val="Tablanormal"/>
     <w:uiPriority w:val="61"/>
     <w:rsid w:val="00915986"/>
     <w:tblPr>
@@ -4989,7 +4986,7 @@
   </w:style>
   <w:style w:type="table" w:customStyle="1" w:styleId="LabTableStyle">
     <w:name w:val="Lab_Table_Style"/>
-    <w:basedOn w:val="TableNormal"/>
+    <w:basedOn w:val="Tablanormal"/>
     <w:uiPriority w:val="99"/>
     <w:qFormat/>
     <w:rsid w:val="00E87D62"/>
@@ -5059,7 +5056,7 @@
   </w:style>
   <w:style w:type="numbering" w:customStyle="1" w:styleId="BulletList">
     <w:name w:val="Bullet_List"/>
-    <w:basedOn w:val="NoList"/>
+    <w:basedOn w:val="Sinlista"/>
     <w:uiPriority w:val="99"/>
     <w:rsid w:val="00AC507D"/>
     <w:pPr>
@@ -5070,7 +5067,7 @@
   </w:style>
   <w:style w:type="numbering" w:customStyle="1" w:styleId="PartStepSubStepList">
     <w:name w:val="Part_Step_SubStep_List"/>
-    <w:basedOn w:val="NoList"/>
+    <w:basedOn w:val="Sinlista"/>
     <w:uiPriority w:val="99"/>
     <w:rsid w:val="002C475E"/>
     <w:pPr>
@@ -5098,7 +5095,7 @@
       <w:color w:val="FF0000"/>
     </w:rPr>
   </w:style>
-  <w:style w:type="paragraph" w:styleId="ListParagraph">
+  <w:style w:type="paragraph" w:styleId="Prrafodelista">
     <w:name w:val="List Paragraph"/>
     <w:basedOn w:val="Normal"/>
     <w:uiPriority w:val="34"/>
@@ -5118,10 +5115,10 @@
       <w:b/>
     </w:rPr>
   </w:style>
-  <w:style w:type="paragraph" w:styleId="HTMLPreformatted">
+  <w:style w:type="paragraph" w:styleId="HTMLconformatoprevio">
     <w:name w:val="HTML Preformatted"/>
     <w:basedOn w:val="Normal"/>
-    <w:link w:val="HTMLPreformattedChar"/>
+    <w:link w:val="HTMLconformatoprevioCar"/>
     <w:uiPriority w:val="99"/>
     <w:semiHidden/>
     <w:unhideWhenUsed/>
@@ -5153,9 +5150,9 @@
       <w:szCs w:val="20"/>
     </w:rPr>
   </w:style>
-  <w:style w:type="character" w:customStyle="1" w:styleId="HTMLPreformattedChar">
-    <w:name w:val="HTML Preformatted Char"/>
-    <w:link w:val="HTMLPreformatted"/>
+  <w:style w:type="character" w:customStyle="1" w:styleId="HTMLconformatoprevioCar">
+    <w:name w:val="HTML con formato previo Car"/>
+    <w:link w:val="HTMLconformatoprevio"/>
     <w:uiPriority w:val="99"/>
     <w:semiHidden/>
     <w:rsid w:val="00C6495E"/>
@@ -5163,7 +5160,7 @@
       <w:rFonts w:ascii="Courier New" w:eastAsia="Times New Roman" w:hAnsi="Courier New" w:cs="Courier New"/>
     </w:rPr>
   </w:style>
-  <w:style w:type="character" w:styleId="CommentReference">
+  <w:style w:type="character" w:styleId="Refdecomentario">
     <w:name w:val="annotation reference"/>
     <w:uiPriority w:val="99"/>
     <w:semiHidden/>
@@ -5174,10 +5171,10 @@
       <w:szCs w:val="16"/>
     </w:rPr>
   </w:style>
-  <w:style w:type="paragraph" w:styleId="CommentText">
+  <w:style w:type="paragraph" w:styleId="Textocomentario">
     <w:name w:val="annotation text"/>
     <w:basedOn w:val="Normal"/>
-    <w:link w:val="CommentTextChar"/>
+    <w:link w:val="TextocomentarioCar"/>
     <w:uiPriority w:val="99"/>
     <w:semiHidden/>
     <w:unhideWhenUsed/>
@@ -5187,19 +5184,19 @@
       <w:szCs w:val="20"/>
     </w:rPr>
   </w:style>
-  <w:style w:type="character" w:customStyle="1" w:styleId="CommentTextChar">
-    <w:name w:val="Comment Text Char"/>
-    <w:basedOn w:val="DefaultParagraphFont"/>
-    <w:link w:val="CommentText"/>
+  <w:style w:type="character" w:customStyle="1" w:styleId="TextocomentarioCar">
+    <w:name w:val="Texto comentario Car"/>
+    <w:basedOn w:val="Fuentedeprrafopredeter"/>
+    <w:link w:val="Textocomentario"/>
     <w:uiPriority w:val="99"/>
     <w:semiHidden/>
     <w:rsid w:val="000B2344"/>
   </w:style>
-  <w:style w:type="paragraph" w:styleId="CommentSubject">
+  <w:style w:type="paragraph" w:styleId="Asuntodelcomentario">
     <w:name w:val="annotation subject"/>
-    <w:basedOn w:val="CommentText"/>
-    <w:next w:val="CommentText"/>
-    <w:link w:val="CommentSubjectChar"/>
+    <w:basedOn w:val="Textocomentario"/>
+    <w:next w:val="Textocomentario"/>
+    <w:link w:val="AsuntodelcomentarioCar"/>
     <w:uiPriority w:val="99"/>
     <w:semiHidden/>
     <w:unhideWhenUsed/>
@@ -5209,9 +5206,9 @@
       <w:bCs/>
     </w:rPr>
   </w:style>
-  <w:style w:type="character" w:customStyle="1" w:styleId="CommentSubjectChar">
-    <w:name w:val="Comment Subject Char"/>
-    <w:link w:val="CommentSubject"/>
+  <w:style w:type="character" w:customStyle="1" w:styleId="AsuntodelcomentarioCar">
+    <w:name w:val="Asunto del comentario Car"/>
+    <w:link w:val="Asuntodelcomentario"/>
     <w:uiPriority w:val="99"/>
     <w:semiHidden/>
     <w:rsid w:val="000B2344"/>
@@ -5234,7 +5231,7 @@
   </w:style>
   <w:style w:type="numbering" w:customStyle="1" w:styleId="SectionList">
     <w:name w:val="Section_List"/>
-    <w:basedOn w:val="NoList"/>
+    <w:basedOn w:val="Sinlista"/>
     <w:uiPriority w:val="99"/>
     <w:rsid w:val="00596998"/>
     <w:pPr>
@@ -5243,7 +5240,7 @@
       </w:numPr>
     </w:pPr>
   </w:style>
-  <w:style w:type="paragraph" w:styleId="Revision">
+  <w:style w:type="paragraph" w:styleId="Revisin">
     <w:name w:val="Revision"/>
     <w:hidden/>
     <w:uiPriority w:val="99"/>

--- a/CalendarioAgo25/Laboratorios/Laboratorio4/4_ConfigurePAT.docx
+++ b/CalendarioAgo25/Laboratorios/Laboratorio4/4_ConfigurePAT.docx
@@ -12,7 +12,6 @@
           <w:lang w:val="en-US"/>
         </w:rPr>
       </w:pPr>
-      <w:proofErr w:type="spellStart"/>
       <w:r>
         <w:rPr>
           <w:lang w:val="en-US"/>
@@ -23,14 +22,7 @@
         <w:rPr>
           <w:lang w:val="en-US"/>
         </w:rPr>
-        <w:t>onfiguración</w:t>
-      </w:r>
-      <w:proofErr w:type="spellEnd"/>
-      <w:r>
-        <w:rPr>
-          <w:lang w:val="en-US"/>
-        </w:rPr>
-        <w:t xml:space="preserve"> de </w:t>
+        <w:t xml:space="preserve">onfiguración de </w:t>
       </w:r>
       <w:r>
         <w:rPr>
@@ -793,15 +785,7 @@
         <w:t>209.165.201.18</w:t>
       </w:r>
       <w:r>
-        <w:t xml:space="preserve">, a su empresa para usarla en la conexión a Internet del </w:t>
-      </w:r>
-      <w:proofErr w:type="spellStart"/>
-      <w:r>
-        <w:t>router</w:t>
-      </w:r>
-      <w:proofErr w:type="spellEnd"/>
-      <w:r>
-        <w:t xml:space="preserve"> Gateway de la empresa al ISP. Usará PAT para convertir varias direcciones internas en la </w:t>
+        <w:t xml:space="preserve">, a su empresa para usarla en la conexión a Internet del router Gateway de la empresa al ISP. Usará PAT para convertir varias direcciones internas en la </w:t>
       </w:r>
       <w:r>
         <w:rPr>
@@ -845,15 +829,7 @@
         <w:ind w:left="357"/>
       </w:pPr>
       <w:r>
-        <w:t xml:space="preserve">En la parte 1, establecerá la topología de la red y configurará los parámetros básicos, como las direcciones IP de interfaz, el </w:t>
-      </w:r>
-      <w:proofErr w:type="spellStart"/>
-      <w:r>
-        <w:t>routing</w:t>
-      </w:r>
-      <w:proofErr w:type="spellEnd"/>
-      <w:r>
-        <w:t xml:space="preserve"> estático, el acceso a los dispositivos y las contraseñas.</w:t>
+        <w:t>En la parte 1, establecerá la topología de la red y configurará los parámetros básicos, como las direcciones IP de interfaz, el routing estático, el acceso a los dispositivos y las contraseñas.</w:t>
       </w:r>
     </w:p>
     <w:p>
@@ -901,24 +877,15 @@
           <w:b/>
           <w:bCs/>
         </w:rPr>
-        <w:t xml:space="preserve"> </w:t>
-      </w:r>
-      <w:proofErr w:type="spellStart"/>
+        <w:t xml:space="preserve"> PC</w:t>
+      </w:r>
       <w:r>
         <w:rPr>
           <w:b/>
           <w:bCs/>
         </w:rPr>
-        <w:t>PC</w:t>
-      </w:r>
-      <w:r>
-        <w:rPr>
-          <w:b/>
-          <w:bCs/>
-        </w:rPr>
         <w:t>s</w:t>
       </w:r>
-      <w:proofErr w:type="spellEnd"/>
       <w:r>
         <w:rPr>
           <w:b/>
@@ -941,23 +908,7 @@
           <w:b/>
           <w:bCs/>
         </w:rPr>
-        <w:t xml:space="preserve">Configure los ajustes básicos de cada </w:t>
-      </w:r>
-      <w:proofErr w:type="spellStart"/>
-      <w:r>
-        <w:rPr>
-          <w:b/>
-          <w:bCs/>
-        </w:rPr>
-        <w:t>router</w:t>
-      </w:r>
-      <w:proofErr w:type="spellEnd"/>
-      <w:r>
-        <w:rPr>
-          <w:b/>
-          <w:bCs/>
-        </w:rPr>
-        <w:t>.</w:t>
+        <w:t>Configure los ajustes básicos de cada router.</w:t>
       </w:r>
     </w:p>
     <w:p>
@@ -989,15 +940,7 @@
         <w:ind w:left="714"/>
       </w:pPr>
       <w:r>
-        <w:t xml:space="preserve">Desde los equipos host, haga ping a la interfaz G0/0/1 en el </w:t>
-      </w:r>
-      <w:proofErr w:type="spellStart"/>
-      <w:r>
-        <w:t>router</w:t>
-      </w:r>
-      <w:proofErr w:type="spellEnd"/>
-      <w:r>
-        <w:t xml:space="preserve"> Gateway. Resuelva los problemas si los pings fallan.</w:t>
+        <w:t>Desde los equipos host, haga ping a la interfaz G0/0/1 en el router Gateway. Resuelva los problemas si los pings fallan.</w:t>
       </w:r>
     </w:p>
     <w:p>
@@ -1046,39 +989,7 @@
           <w:b/>
           <w:bCs/>
         </w:rPr>
-        <w:t xml:space="preserve"> del </w:t>
-      </w:r>
-      <w:proofErr w:type="spellStart"/>
-      <w:r>
-        <w:rPr>
-          <w:b/>
-          <w:bCs/>
-        </w:rPr>
-        <w:t>router</w:t>
-      </w:r>
-      <w:proofErr w:type="spellEnd"/>
-      <w:r>
-        <w:rPr>
-          <w:b/>
-          <w:bCs/>
-        </w:rPr>
-        <w:t xml:space="preserve"> Gateway al </w:t>
-      </w:r>
-      <w:proofErr w:type="spellStart"/>
-      <w:r>
-        <w:rPr>
-          <w:b/>
-          <w:bCs/>
-        </w:rPr>
-        <w:t>router</w:t>
-      </w:r>
-      <w:proofErr w:type="spellEnd"/>
-      <w:r>
-        <w:rPr>
-          <w:b/>
-          <w:bCs/>
-        </w:rPr>
-        <w:t xml:space="preserve"> ISP</w:t>
+        <w:t xml:space="preserve"> del router Gateway al router ISP</w:t>
       </w:r>
     </w:p>
     <w:p>
@@ -1096,21 +1007,12 @@
         </w:rPr>
         <w:t xml:space="preserve">Gateway(config)# </w:t>
       </w:r>
-      <w:proofErr w:type="spellStart"/>
       <w:r>
         <w:rPr>
           <w:b/>
           <w:lang w:val="en-US"/>
         </w:rPr>
-        <w:t>ip</w:t>
-      </w:r>
-      <w:proofErr w:type="spellEnd"/>
-      <w:r>
-        <w:rPr>
-          <w:b/>
-          <w:lang w:val="en-US"/>
-        </w:rPr>
-        <w:t xml:space="preserve"> route 0.0.0.0 0.0.0.0 </w:t>
+        <w:t xml:space="preserve">ip route 0.0.0.0 0.0.0.0 </w:t>
       </w:r>
       <w:r>
         <w:rPr>
@@ -1269,21 +1171,7 @@
         <w:rPr>
           <w:rFonts w:ascii="Arial" w:hAnsi="Arial"/>
         </w:rPr>
-        <w:t xml:space="preserve"> puedan </w:t>
-      </w:r>
-      <w:proofErr w:type="gramStart"/>
-      <w:r>
-        <w:rPr>
-          <w:rFonts w:ascii="Arial" w:hAnsi="Arial"/>
-        </w:rPr>
-        <w:t>salir al exterior</w:t>
-      </w:r>
-      <w:proofErr w:type="gramEnd"/>
-      <w:r>
-        <w:rPr>
-          <w:rFonts w:ascii="Arial" w:hAnsi="Arial"/>
-        </w:rPr>
-        <w:t xml:space="preserve">. </w:t>
+        <w:t xml:space="preserve"> puedan salir al exterior. </w:t>
       </w:r>
     </w:p>
     <w:p>
@@ -1300,37 +1188,12 @@
         </w:rPr>
         <w:t xml:space="preserve">Gateway(config)# </w:t>
       </w:r>
-      <w:proofErr w:type="spellStart"/>
       <w:r>
         <w:rPr>
           <w:b/>
           <w:lang w:val="en-US"/>
         </w:rPr>
-        <w:t>ip</w:t>
-      </w:r>
-      <w:proofErr w:type="spellEnd"/>
-      <w:r>
-        <w:rPr>
-          <w:b/>
-          <w:lang w:val="en-US"/>
-        </w:rPr>
-        <w:t xml:space="preserve"> </w:t>
-      </w:r>
-      <w:proofErr w:type="spellStart"/>
-      <w:r>
-        <w:rPr>
-          <w:b/>
-          <w:lang w:val="en-US"/>
-        </w:rPr>
-        <w:t>nat</w:t>
-      </w:r>
-      <w:proofErr w:type="spellEnd"/>
-      <w:r>
-        <w:rPr>
-          <w:b/>
-          <w:lang w:val="en-US"/>
-        </w:rPr>
-        <w:t xml:space="preserve"> inside source list 1 interface serial 0/</w:t>
+        <w:t>ip nat inside source list 1 interface s0/</w:t>
       </w:r>
       <w:r>
         <w:rPr>
@@ -1386,81 +1249,21 @@
       <w:r>
         <w:t xml:space="preserve">Emita los comandos </w:t>
       </w:r>
-      <w:proofErr w:type="spellStart"/>
-      <w:r>
-        <w:rPr>
-          <w:b/>
-        </w:rPr>
-        <w:t>ip</w:t>
-      </w:r>
-      <w:proofErr w:type="spellEnd"/>
-      <w:r>
-        <w:rPr>
-          <w:b/>
-        </w:rPr>
-        <w:t xml:space="preserve"> </w:t>
-      </w:r>
-      <w:proofErr w:type="spellStart"/>
-      <w:r>
-        <w:rPr>
-          <w:b/>
-        </w:rPr>
-        <w:t>nat</w:t>
-      </w:r>
-      <w:proofErr w:type="spellEnd"/>
-      <w:r>
-        <w:rPr>
-          <w:b/>
-        </w:rPr>
-        <w:t xml:space="preserve"> </w:t>
-      </w:r>
-      <w:proofErr w:type="spellStart"/>
-      <w:r>
-        <w:rPr>
-          <w:b/>
-        </w:rPr>
-        <w:t>inside</w:t>
-      </w:r>
-      <w:proofErr w:type="spellEnd"/>
+      <w:r>
+        <w:rPr>
+          <w:b/>
+        </w:rPr>
+        <w:t>ip nat inside</w:t>
+      </w:r>
       <w:r>
         <w:t xml:space="preserve"> e </w:t>
       </w:r>
-      <w:proofErr w:type="spellStart"/>
-      <w:r>
-        <w:rPr>
-          <w:b/>
-        </w:rPr>
-        <w:t>ip</w:t>
-      </w:r>
-      <w:proofErr w:type="spellEnd"/>
-      <w:r>
-        <w:rPr>
-          <w:b/>
-        </w:rPr>
-        <w:t xml:space="preserve"> </w:t>
-      </w:r>
-      <w:proofErr w:type="spellStart"/>
-      <w:r>
-        <w:rPr>
-          <w:b/>
-        </w:rPr>
-        <w:t>nat</w:t>
-      </w:r>
-      <w:proofErr w:type="spellEnd"/>
-      <w:r>
-        <w:rPr>
-          <w:b/>
-        </w:rPr>
-        <w:t xml:space="preserve"> </w:t>
-      </w:r>
-      <w:proofErr w:type="spellStart"/>
-      <w:r>
-        <w:rPr>
-          <w:b/>
-        </w:rPr>
-        <w:t>outside</w:t>
-      </w:r>
-      <w:proofErr w:type="spellEnd"/>
+      <w:r>
+        <w:rPr>
+          <w:b/>
+        </w:rPr>
+        <w:t>ip nat outside</w:t>
+      </w:r>
       <w:r>
         <w:t xml:space="preserve"> en las interfaces.</w:t>
       </w:r>
@@ -1508,37 +1311,12 @@
         </w:rPr>
         <w:t xml:space="preserve">Gateway(config-if)# </w:t>
       </w:r>
-      <w:proofErr w:type="spellStart"/>
       <w:r>
         <w:rPr>
           <w:b/>
           <w:lang w:val="en-US"/>
         </w:rPr>
-        <w:t>ip</w:t>
-      </w:r>
-      <w:proofErr w:type="spellEnd"/>
-      <w:r>
-        <w:rPr>
-          <w:b/>
-          <w:lang w:val="en-US"/>
-        </w:rPr>
-        <w:t xml:space="preserve"> </w:t>
-      </w:r>
-      <w:proofErr w:type="spellStart"/>
-      <w:r>
-        <w:rPr>
-          <w:b/>
-          <w:lang w:val="en-US"/>
-        </w:rPr>
-        <w:t>nat</w:t>
-      </w:r>
-      <w:proofErr w:type="spellEnd"/>
-      <w:r>
-        <w:rPr>
-          <w:b/>
-          <w:lang w:val="en-US"/>
-        </w:rPr>
-        <w:t xml:space="preserve"> inside</w:t>
+        <w:t>ip nat inside</w:t>
       </w:r>
     </w:p>
     <w:p>
@@ -1583,37 +1361,12 @@
         </w:rPr>
         <w:t xml:space="preserve">Gateway(config-if)# </w:t>
       </w:r>
-      <w:proofErr w:type="spellStart"/>
       <w:r>
         <w:rPr>
           <w:b/>
           <w:lang w:val="en-US"/>
         </w:rPr>
-        <w:t>ip</w:t>
-      </w:r>
-      <w:proofErr w:type="spellEnd"/>
-      <w:r>
-        <w:rPr>
-          <w:b/>
-          <w:lang w:val="en-US"/>
-        </w:rPr>
-        <w:t xml:space="preserve"> </w:t>
-      </w:r>
-      <w:proofErr w:type="spellStart"/>
-      <w:r>
-        <w:rPr>
-          <w:b/>
-          <w:lang w:val="en-US"/>
-        </w:rPr>
-        <w:t>nat</w:t>
-      </w:r>
-      <w:proofErr w:type="spellEnd"/>
-      <w:r>
-        <w:rPr>
-          <w:b/>
-          <w:lang w:val="en-US"/>
-        </w:rPr>
-        <w:t xml:space="preserve"> outside</w:t>
+        <w:t>ip nat outside</w:t>
       </w:r>
     </w:p>
     <w:p>
@@ -1914,11 +1667,9 @@
               <w:spacing w:before="0" w:after="0"/>
               <w:ind w:left="357"/>
             </w:pPr>
-            <w:proofErr w:type="spellStart"/>
             <w:r>
               <w:t>Success</w:t>
             </w:r>
-            <w:proofErr w:type="spellEnd"/>
           </w:p>
         </w:tc>
       </w:tr>
@@ -2032,11 +1783,9 @@
               <w:spacing w:before="0" w:after="0"/>
               <w:ind w:left="357"/>
             </w:pPr>
-            <w:proofErr w:type="spellStart"/>
             <w:r>
               <w:t>Success</w:t>
             </w:r>
-            <w:proofErr w:type="spellEnd"/>
           </w:p>
         </w:tc>
       </w:tr>
@@ -2054,23 +1803,7 @@
           <w:b/>
           <w:bCs/>
         </w:rPr>
-        <w:t xml:space="preserve">En el </w:t>
-      </w:r>
-      <w:proofErr w:type="spellStart"/>
-      <w:r>
-        <w:rPr>
-          <w:b/>
-          <w:bCs/>
-        </w:rPr>
-        <w:t>router</w:t>
-      </w:r>
-      <w:proofErr w:type="spellEnd"/>
-      <w:r>
-        <w:rPr>
-          <w:b/>
-          <w:bCs/>
-        </w:rPr>
-        <w:t xml:space="preserve"> Gateway, muestre la tabla de NAT para verificar la traducción.</w:t>
+        <w:t>En el router Gateway, muestre la tabla de NAT para verificar la traducción.</w:t>
       </w:r>
     </w:p>
     <w:p>
@@ -2092,49 +1825,8 @@
           <w:b/>
           <w:lang w:val="es-MX"/>
         </w:rPr>
-        <w:t xml:space="preserve">show </w:t>
-      </w:r>
-      <w:proofErr w:type="spellStart"/>
-      <w:r>
-        <w:rPr>
-          <w:b/>
-          <w:lang w:val="es-MX"/>
-        </w:rPr>
-        <w:t>ip</w:t>
-      </w:r>
-      <w:proofErr w:type="spellEnd"/>
-      <w:r>
-        <w:rPr>
-          <w:b/>
-          <w:lang w:val="es-MX"/>
-        </w:rPr>
-        <w:t xml:space="preserve"> </w:t>
-      </w:r>
-      <w:proofErr w:type="spellStart"/>
-      <w:r>
-        <w:rPr>
-          <w:b/>
-          <w:lang w:val="es-MX"/>
-        </w:rPr>
-        <w:t>nat</w:t>
-      </w:r>
-      <w:proofErr w:type="spellEnd"/>
-      <w:r>
-        <w:rPr>
-          <w:b/>
-          <w:lang w:val="es-MX"/>
-        </w:rPr>
-        <w:t xml:space="preserve"> </w:t>
-      </w:r>
-      <w:proofErr w:type="spellStart"/>
-      <w:r>
-        <w:rPr>
-          <w:b/>
-          <w:lang w:val="es-MX"/>
-        </w:rPr>
-        <w:t>translations</w:t>
-      </w:r>
-      <w:proofErr w:type="spellEnd"/>
+        <w:t>show ip nat translations</w:t>
+      </w:r>
     </w:p>
     <w:p>
       <w:pPr>
@@ -2184,39 +1876,7 @@
           <w:b/>
           <w:lang w:val="en-US"/>
         </w:rPr>
-        <w:t xml:space="preserve">clear </w:t>
-      </w:r>
-      <w:proofErr w:type="spellStart"/>
-      <w:r>
-        <w:rPr>
-          <w:b/>
-          <w:lang w:val="en-US"/>
-        </w:rPr>
-        <w:t>ip</w:t>
-      </w:r>
-      <w:proofErr w:type="spellEnd"/>
-      <w:r>
-        <w:rPr>
-          <w:b/>
-          <w:lang w:val="en-US"/>
-        </w:rPr>
-        <w:t xml:space="preserve"> </w:t>
-      </w:r>
-      <w:proofErr w:type="spellStart"/>
-      <w:r>
-        <w:rPr>
-          <w:b/>
-          <w:lang w:val="en-US"/>
-        </w:rPr>
-        <w:t>nat</w:t>
-      </w:r>
-      <w:proofErr w:type="spellEnd"/>
-      <w:r>
-        <w:rPr>
-          <w:b/>
-          <w:lang w:val="en-US"/>
-        </w:rPr>
-        <w:t xml:space="preserve"> translation</w:t>
+        <w:t>clear ip nat translation</w:t>
       </w:r>
       <w:r>
         <w:rPr>
